--- a/data/outputs/v2/Essential_Mathematics/SS2.5_Area_of_Part_of_a_Circle/Essential_Mathematics_Area_of_Part_of_a_Circle_SummaryTable.docx
+++ b/data/outputs/v2/Essential_Mathematics/SS2.5_Area_of_Part_of_a_Circle/Essential_Mathematics_Area_of_Part_of_a_Circle_SummaryTable.docx
@@ -38,6 +38,177 @@
           <w:szCs w:val="22"/>
         </w:rPr>
         <w:t xml:space="preserve">Sub-Strand 2.5: Area of Part of a Circle — Teacher Reference (Pre-filled)</w:t>
+      </w:r>
+    </w:p>
+    <w:p>
+      <w:pPr>
+        <w:spacing w:after="80" w:before="120"/>
+      </w:pPr>
+      <w:r>
+        <w:rPr>
+          <w:rFonts w:ascii="Arial" w:cs="Arial" w:eastAsia="Arial" w:hAnsi="Arial"/>
+          <w:b/>
+          <w:bCs/>
+          <w:color w:val="1F3864"/>
+          <w:sz w:val="20"/>
+          <w:szCs w:val="20"/>
+        </w:rPr>
+        <w:t xml:space="preserve">ATTRIBUTION AND LICENSING</w:t>
+      </w:r>
+    </w:p>
+    <w:p>
+      <w:pPr>
+        <w:spacing w:after="60" w:before="0"/>
+      </w:pPr>
+      <w:r>
+        <w:rPr>
+          <w:rFonts w:ascii="Arial" w:cs="Arial" w:eastAsia="Arial" w:hAnsi="Arial"/>
+          <w:b/>
+          <w:bCs/>
+          <w:sz w:val="17"/>
+          <w:szCs w:val="17"/>
+        </w:rPr>
+        <w:t xml:space="preserve">Curriculum Alignment: </w:t>
+      </w:r>
+      <w:r>
+        <w:rPr>
+          <w:rFonts w:ascii="Arial" w:cs="Arial" w:eastAsia="Arial" w:hAnsi="Arial"/>
+          <w:sz w:val="17"/>
+          <w:szCs w:val="17"/>
+        </w:rPr>
+        <w:t xml:space="preserve">Structured in pedagogical alignment with the competence-based curriculum format and learning outcomes established by the Kenya Institute of Curriculum Development (KICD). This material is independently developed and is not officially endorsed or published by KICD.</w:t>
+      </w:r>
+    </w:p>
+    <w:p>
+      <w:pPr>
+        <w:spacing w:after="60" w:before="0"/>
+      </w:pPr>
+      <w:r>
+        <w:rPr>
+          <w:rFonts w:ascii="Arial" w:cs="Arial" w:eastAsia="Arial" w:hAnsi="Arial"/>
+          <w:b/>
+          <w:bCs/>
+          <w:sz w:val="17"/>
+          <w:szCs w:val="17"/>
+        </w:rPr>
+        <w:t xml:space="preserve">Content &amp; Pedagogy: </w:t>
+      </w:r>
+      <w:r>
+        <w:rPr>
+          <w:rFonts w:ascii="Arial" w:cs="Arial" w:eastAsia="Arial" w:hAnsi="Arial"/>
+          <w:sz w:val="17"/>
+          <w:szCs w:val="17"/>
+        </w:rPr>
+        <w:t xml:space="preserve">Developed and adapted by the educator team at SeaVuria (registered 501(c)(3) in the United States and registered NGO in Kenya, No. 872-850A-BF11), who designed the pedagogical framework, lesson templates and exemplar lessons on which this material is based.</w:t>
+      </w:r>
+    </w:p>
+    <w:p>
+      <w:pPr>
+        <w:spacing w:after="60" w:before="0"/>
+      </w:pPr>
+      <w:r>
+        <w:rPr>
+          <w:rFonts w:ascii="Arial" w:cs="Arial" w:eastAsia="Arial" w:hAnsi="Arial"/>
+          <w:b/>
+          <w:bCs/>
+          <w:sz w:val="17"/>
+          <w:szCs w:val="17"/>
+        </w:rPr>
+        <w:t xml:space="preserve">Production &amp; Layout: </w:t>
+      </w:r>
+      <w:r>
+        <w:rPr>
+          <w:rFonts w:ascii="Arial" w:cs="Arial" w:eastAsia="Arial" w:hAnsi="Arial"/>
+          <w:sz w:val="17"/>
+          <w:szCs w:val="17"/>
+        </w:rPr>
+        <w:t xml:space="preserve">Educational design and curriculum sequencing by SeaVuria. Technical layout, structural formatting, and digital optimization/implementation executed in partnership with ARES Education (registered 501(c)(3) in the United States and Canada (as Afretech Aid) and registered NGO in Kenya), with lesson drafting and compilation assisted by AI (Claude, Anthropic).</w:t>
+      </w:r>
+    </w:p>
+    <w:p>
+      <w:pPr>
+        <w:pBdr>
+          <w:bottom w:val="single" w:color="1F3864" w:sz="6" w:space="6"/>
+        </w:pBdr>
+        <w:spacing w:after="60" w:before="0"/>
+      </w:pPr>
+      <w:r>
+        <w:rPr>
+          <w:rFonts w:ascii="Arial" w:cs="Arial" w:eastAsia="Arial" w:hAnsi="Arial"/>
+          <w:b/>
+          <w:bCs/>
+          <w:sz w:val="17"/>
+          <w:szCs w:val="17"/>
+        </w:rPr>
+        <w:t xml:space="preserve">Licensing &amp; Copyright: </w:t>
+      </w:r>
+      <w:r>
+        <w:rPr>
+          <w:rFonts w:ascii="Arial" w:cs="Arial" w:eastAsia="Arial" w:hAnsi="Arial"/>
+          <w:sz w:val="17"/>
+          <w:szCs w:val="17"/>
+        </w:rPr>
+        <w:t xml:space="preserve">© 2026 SeaVuria and ARES. This work is licensed under a </w:t>
+      </w:r>
+      <w:hyperlink w:history="1" r:id="rIdwttj_itrq6mlw2-2cypwm">
+        <w:r>
+          <w:rPr>
+            <w:rFonts w:ascii="Arial" w:cs="Arial" w:eastAsia="Arial" w:hAnsi="Arial"/>
+            <w:color w:val="1F6B75"/>
+            <w:sz w:val="17"/>
+            <w:szCs w:val="17"/>
+            <w:u w:val="single" w:color="1F6B75"/>
+          </w:rPr>
+          <w:t xml:space="preserve">Creative Commons Attribution-NonCommercial 4.0 International License</w:t>
+        </w:r>
+      </w:hyperlink>
+      <w:r>
+        <w:rPr>
+          <w:rFonts w:ascii="Arial" w:cs="Arial" w:eastAsia="Arial" w:hAnsi="Arial"/>
+          <w:sz w:val="17"/>
+          <w:szCs w:val="17"/>
+        </w:rPr>
+        <w:t xml:space="preserve"> (</w:t>
+      </w:r>
+      <w:hyperlink w:history="1" r:id="rIdyxts7jhxmx4_9nnzkp3a0">
+        <w:r>
+          <w:rPr>
+            <w:rFonts w:ascii="Arial" w:cs="Arial" w:eastAsia="Arial" w:hAnsi="Arial"/>
+            <w:color w:val="1F6B75"/>
+            <w:sz w:val="17"/>
+            <w:szCs w:val="17"/>
+            <w:u w:val="single" w:color="1F6B75"/>
+          </w:rPr>
+          <w:t xml:space="preserve">CC BY-NC 4.0</w:t>
+        </w:r>
+      </w:hyperlink>
+      <w:r>
+        <w:rPr>
+          <w:rFonts w:ascii="Arial" w:cs="Arial" w:eastAsia="Arial" w:hAnsi="Arial"/>
+          <w:sz w:val="17"/>
+          <w:szCs w:val="17"/>
+        </w:rPr>
+        <w:t xml:space="preserve">). To view a copy of this license, visit </w:t>
+      </w:r>
+      <w:hyperlink w:history="1" r:id="rIdlvy5pjp4dex-lyy07tlcy">
+        <w:r>
+          <w:rPr>
+            <w:rFonts w:ascii="Arial" w:cs="Arial" w:eastAsia="Arial" w:hAnsi="Arial"/>
+            <w:color w:val="1F6B75"/>
+            <w:sz w:val="17"/>
+            <w:szCs w:val="17"/>
+            <w:u w:val="single" w:color="1F6B75"/>
+          </w:rPr>
+          <w:t xml:space="preserve">https://creativecommons.org/licenses/by-nc/4.0/</w:t>
+        </w:r>
+      </w:hyperlink>
+      <w:r>
+        <w:rPr>
+          <w:rFonts w:ascii="Arial" w:cs="Arial" w:eastAsia="Arial" w:hAnsi="Arial"/>
+          <w:sz w:val="17"/>
+          <w:szCs w:val="17"/>
+        </w:rPr>
+        <w:t xml:space="preserve">. You are free to copy, redistribute, and adapt this material in any medium or format, provided appropriate credit is given and the material is not used for commercial purposes. KICD learning outcomes and curriculum designations reproduced here for alignment purposes remain the property of KICD and are not covered by this license. Linked external resources (e.g. CK-12, Khan Academy, PhET) are subject to their own licenses.</w:t>
       </w:r>
     </w:p>
     <w:p>

--- a/data/outputs/v2/Essential_Mathematics/SS2.5_Area_of_Part_of_a_Circle/Essential_Mathematics_Area_of_Part_of_a_Circle_SummaryTable.docx
+++ b/data/outputs/v2/Essential_Mathematics/SS2.5_Area_of_Part_of_a_Circle/Essential_Mathematics_Area_of_Part_of_a_Circle_SummaryTable.docx
@@ -38,177 +38,6 @@
           <w:szCs w:val="22"/>
         </w:rPr>
         <w:t xml:space="preserve">Sub-Strand 2.5: Area of Part of a Circle — Teacher Reference (Pre-filled)</w:t>
-      </w:r>
-    </w:p>
-    <w:p>
-      <w:pPr>
-        <w:spacing w:after="80" w:before="120"/>
-      </w:pPr>
-      <w:r>
-        <w:rPr>
-          <w:rFonts w:ascii="Arial" w:cs="Arial" w:eastAsia="Arial" w:hAnsi="Arial"/>
-          <w:b/>
-          <w:bCs/>
-          <w:color w:val="1F3864"/>
-          <w:sz w:val="20"/>
-          <w:szCs w:val="20"/>
-        </w:rPr>
-        <w:t xml:space="preserve">ATTRIBUTION AND LICENSING</w:t>
-      </w:r>
-    </w:p>
-    <w:p>
-      <w:pPr>
-        <w:spacing w:after="60" w:before="0"/>
-      </w:pPr>
-      <w:r>
-        <w:rPr>
-          <w:rFonts w:ascii="Arial" w:cs="Arial" w:eastAsia="Arial" w:hAnsi="Arial"/>
-          <w:b/>
-          <w:bCs/>
-          <w:sz w:val="17"/>
-          <w:szCs w:val="17"/>
-        </w:rPr>
-        <w:t xml:space="preserve">Curriculum Alignment: </w:t>
-      </w:r>
-      <w:r>
-        <w:rPr>
-          <w:rFonts w:ascii="Arial" w:cs="Arial" w:eastAsia="Arial" w:hAnsi="Arial"/>
-          <w:sz w:val="17"/>
-          <w:szCs w:val="17"/>
-        </w:rPr>
-        <w:t xml:space="preserve">Structured in pedagogical alignment with the competence-based curriculum format and learning outcomes established by the Kenya Institute of Curriculum Development (KICD). This material is independently developed and is not officially endorsed or published by KICD.</w:t>
-      </w:r>
-    </w:p>
-    <w:p>
-      <w:pPr>
-        <w:spacing w:after="60" w:before="0"/>
-      </w:pPr>
-      <w:r>
-        <w:rPr>
-          <w:rFonts w:ascii="Arial" w:cs="Arial" w:eastAsia="Arial" w:hAnsi="Arial"/>
-          <w:b/>
-          <w:bCs/>
-          <w:sz w:val="17"/>
-          <w:szCs w:val="17"/>
-        </w:rPr>
-        <w:t xml:space="preserve">Content &amp; Pedagogy: </w:t>
-      </w:r>
-      <w:r>
-        <w:rPr>
-          <w:rFonts w:ascii="Arial" w:cs="Arial" w:eastAsia="Arial" w:hAnsi="Arial"/>
-          <w:sz w:val="17"/>
-          <w:szCs w:val="17"/>
-        </w:rPr>
-        <w:t xml:space="preserve">Developed and adapted by the educator team at SeaVuria (registered 501(c)(3) in the United States and registered NGO in Kenya, No. 872-850A-BF11), who designed the pedagogical framework, lesson templates and exemplar lessons on which this material is based.</w:t>
-      </w:r>
-    </w:p>
-    <w:p>
-      <w:pPr>
-        <w:spacing w:after="60" w:before="0"/>
-      </w:pPr>
-      <w:r>
-        <w:rPr>
-          <w:rFonts w:ascii="Arial" w:cs="Arial" w:eastAsia="Arial" w:hAnsi="Arial"/>
-          <w:b/>
-          <w:bCs/>
-          <w:sz w:val="17"/>
-          <w:szCs w:val="17"/>
-        </w:rPr>
-        <w:t xml:space="preserve">Production &amp; Layout: </w:t>
-      </w:r>
-      <w:r>
-        <w:rPr>
-          <w:rFonts w:ascii="Arial" w:cs="Arial" w:eastAsia="Arial" w:hAnsi="Arial"/>
-          <w:sz w:val="17"/>
-          <w:szCs w:val="17"/>
-        </w:rPr>
-        <w:t xml:space="preserve">Educational design and curriculum sequencing by SeaVuria. Technical layout, structural formatting, and digital optimization/implementation executed in partnership with ARES Education (registered 501(c)(3) in the United States and Canada (as Afretech Aid) and registered NGO in Kenya), with lesson drafting and compilation assisted by AI (Claude, Anthropic).</w:t>
-      </w:r>
-    </w:p>
-    <w:p>
-      <w:pPr>
-        <w:pBdr>
-          <w:bottom w:val="single" w:color="1F3864" w:sz="6" w:space="6"/>
-        </w:pBdr>
-        <w:spacing w:after="60" w:before="0"/>
-      </w:pPr>
-      <w:r>
-        <w:rPr>
-          <w:rFonts w:ascii="Arial" w:cs="Arial" w:eastAsia="Arial" w:hAnsi="Arial"/>
-          <w:b/>
-          <w:bCs/>
-          <w:sz w:val="17"/>
-          <w:szCs w:val="17"/>
-        </w:rPr>
-        <w:t xml:space="preserve">Licensing &amp; Copyright: </w:t>
-      </w:r>
-      <w:r>
-        <w:rPr>
-          <w:rFonts w:ascii="Arial" w:cs="Arial" w:eastAsia="Arial" w:hAnsi="Arial"/>
-          <w:sz w:val="17"/>
-          <w:szCs w:val="17"/>
-        </w:rPr>
-        <w:t xml:space="preserve">© 2026 SeaVuria and ARES. This work is licensed under a </w:t>
-      </w:r>
-      <w:hyperlink w:history="1" r:id="rIdwttj_itrq6mlw2-2cypwm">
-        <w:r>
-          <w:rPr>
-            <w:rFonts w:ascii="Arial" w:cs="Arial" w:eastAsia="Arial" w:hAnsi="Arial"/>
-            <w:color w:val="1F6B75"/>
-            <w:sz w:val="17"/>
-            <w:szCs w:val="17"/>
-            <w:u w:val="single" w:color="1F6B75"/>
-          </w:rPr>
-          <w:t xml:space="preserve">Creative Commons Attribution-NonCommercial 4.0 International License</w:t>
-        </w:r>
-      </w:hyperlink>
-      <w:r>
-        <w:rPr>
-          <w:rFonts w:ascii="Arial" w:cs="Arial" w:eastAsia="Arial" w:hAnsi="Arial"/>
-          <w:sz w:val="17"/>
-          <w:szCs w:val="17"/>
-        </w:rPr>
-        <w:t xml:space="preserve"> (</w:t>
-      </w:r>
-      <w:hyperlink w:history="1" r:id="rIdyxts7jhxmx4_9nnzkp3a0">
-        <w:r>
-          <w:rPr>
-            <w:rFonts w:ascii="Arial" w:cs="Arial" w:eastAsia="Arial" w:hAnsi="Arial"/>
-            <w:color w:val="1F6B75"/>
-            <w:sz w:val="17"/>
-            <w:szCs w:val="17"/>
-            <w:u w:val="single" w:color="1F6B75"/>
-          </w:rPr>
-          <w:t xml:space="preserve">CC BY-NC 4.0</w:t>
-        </w:r>
-      </w:hyperlink>
-      <w:r>
-        <w:rPr>
-          <w:rFonts w:ascii="Arial" w:cs="Arial" w:eastAsia="Arial" w:hAnsi="Arial"/>
-          <w:sz w:val="17"/>
-          <w:szCs w:val="17"/>
-        </w:rPr>
-        <w:t xml:space="preserve">). To view a copy of this license, visit </w:t>
-      </w:r>
-      <w:hyperlink w:history="1" r:id="rIdlvy5pjp4dex-lyy07tlcy">
-        <w:r>
-          <w:rPr>
-            <w:rFonts w:ascii="Arial" w:cs="Arial" w:eastAsia="Arial" w:hAnsi="Arial"/>
-            <w:color w:val="1F6B75"/>
-            <w:sz w:val="17"/>
-            <w:szCs w:val="17"/>
-            <w:u w:val="single" w:color="1F6B75"/>
-          </w:rPr>
-          <w:t xml:space="preserve">https://creativecommons.org/licenses/by-nc/4.0/</w:t>
-        </w:r>
-      </w:hyperlink>
-      <w:r>
-        <w:rPr>
-          <w:rFonts w:ascii="Arial" w:cs="Arial" w:eastAsia="Arial" w:hAnsi="Arial"/>
-          <w:sz w:val="17"/>
-          <w:szCs w:val="17"/>
-        </w:rPr>
-        <w:t xml:space="preserve">. You are free to copy, redistribute, and adapt this material in any medium or format, provided appropriate credit is given and the material is not used for commercial purposes. KICD learning outcomes and curriculum designations reproduced here for alignment purposes remain the property of KICD and are not covered by this license. Linked external resources (e.g. CK-12, Khan Academy, PhET) are subject to their own licenses.</w:t>
       </w:r>
     </w:p>
     <w:p>
@@ -1848,6 +1677,185 @@
         </w:tc>
       </w:tr>
     </w:tbl>
+    <w:p>
+      <w:pPr>
+        <w:spacing w:after="120"/>
+      </w:pPr>
+      <w:r>
+        <w:t xml:space="preserve"/>
+      </w:r>
+    </w:p>
+    <w:p>
+      <w:pPr>
+        <w:spacing w:after="80" w:before="120"/>
+      </w:pPr>
+      <w:r>
+        <w:rPr>
+          <w:rFonts w:ascii="Arial" w:cs="Arial" w:eastAsia="Arial" w:hAnsi="Arial"/>
+          <w:b/>
+          <w:bCs/>
+          <w:color w:val="1F3864"/>
+          <w:sz w:val="20"/>
+          <w:szCs w:val="20"/>
+        </w:rPr>
+        <w:t xml:space="preserve">ATTRIBUTION AND LICENSING</w:t>
+      </w:r>
+    </w:p>
+    <w:p>
+      <w:pPr>
+        <w:spacing w:after="60" w:before="0"/>
+      </w:pPr>
+      <w:r>
+        <w:rPr>
+          <w:rFonts w:ascii="Arial" w:cs="Arial" w:eastAsia="Arial" w:hAnsi="Arial"/>
+          <w:b/>
+          <w:bCs/>
+          <w:sz w:val="17"/>
+          <w:szCs w:val="17"/>
+        </w:rPr>
+        <w:t xml:space="preserve">Curriculum Alignment: </w:t>
+      </w:r>
+      <w:r>
+        <w:rPr>
+          <w:rFonts w:ascii="Arial" w:cs="Arial" w:eastAsia="Arial" w:hAnsi="Arial"/>
+          <w:sz w:val="17"/>
+          <w:szCs w:val="17"/>
+        </w:rPr>
+        <w:t xml:space="preserve">Structured in pedagogical alignment with the competence-based curriculum format and learning outcomes established by the Kenya Institute of Curriculum Development (KICD). This material is independently developed and is not officially endorsed or published by KICD.</w:t>
+      </w:r>
+    </w:p>
+    <w:p>
+      <w:pPr>
+        <w:spacing w:after="60" w:before="0"/>
+      </w:pPr>
+      <w:r>
+        <w:rPr>
+          <w:rFonts w:ascii="Arial" w:cs="Arial" w:eastAsia="Arial" w:hAnsi="Arial"/>
+          <w:b/>
+          <w:bCs/>
+          <w:sz w:val="17"/>
+          <w:szCs w:val="17"/>
+        </w:rPr>
+        <w:t xml:space="preserve">Content &amp; Pedagogy: </w:t>
+      </w:r>
+      <w:r>
+        <w:rPr>
+          <w:rFonts w:ascii="Arial" w:cs="Arial" w:eastAsia="Arial" w:hAnsi="Arial"/>
+          <w:sz w:val="17"/>
+          <w:szCs w:val="17"/>
+        </w:rPr>
+        <w:t xml:space="preserve">Developed and adapted by the educator team at SeaVuria (registered 501(c)(3) in the United States and registered NGO in Kenya, No. 872-850A-BF11), who designed the pedagogical framework, lesson templates and exemplar lessons on which this material is based.</w:t>
+      </w:r>
+    </w:p>
+    <w:p>
+      <w:pPr>
+        <w:spacing w:after="60" w:before="0"/>
+      </w:pPr>
+      <w:r>
+        <w:rPr>
+          <w:rFonts w:ascii="Arial" w:cs="Arial" w:eastAsia="Arial" w:hAnsi="Arial"/>
+          <w:b/>
+          <w:bCs/>
+          <w:sz w:val="17"/>
+          <w:szCs w:val="17"/>
+        </w:rPr>
+        <w:t xml:space="preserve">Production &amp; Layout: </w:t>
+      </w:r>
+      <w:r>
+        <w:rPr>
+          <w:rFonts w:ascii="Arial" w:cs="Arial" w:eastAsia="Arial" w:hAnsi="Arial"/>
+          <w:sz w:val="17"/>
+          <w:szCs w:val="17"/>
+        </w:rPr>
+        <w:t xml:space="preserve">Educational design and curriculum sequencing by SeaVuria. Technical layout, structural formatting, and digital optimization/implementation executed in partnership with ARES Education (registered 501(c)(3) in the United States and Canada (as Afretech Aid) and registered NGO in Kenya), with lesson drafting and compilation assisted by AI (Claude, Anthropic).</w:t>
+      </w:r>
+    </w:p>
+    <w:p>
+      <w:pPr>
+        <w:pBdr>
+          <w:bottom w:val="single" w:color="1F3864" w:sz="6" w:space="6"/>
+        </w:pBdr>
+        <w:spacing w:after="60" w:before="0"/>
+      </w:pPr>
+      <w:r>
+        <w:rPr>
+          <w:rFonts w:ascii="Arial" w:cs="Arial" w:eastAsia="Arial" w:hAnsi="Arial"/>
+          <w:b/>
+          <w:bCs/>
+          <w:sz w:val="17"/>
+          <w:szCs w:val="17"/>
+        </w:rPr>
+        <w:t xml:space="preserve">Licensing &amp; Copyright: </w:t>
+      </w:r>
+      <w:r>
+        <w:rPr>
+          <w:rFonts w:ascii="Arial" w:cs="Arial" w:eastAsia="Arial" w:hAnsi="Arial"/>
+          <w:sz w:val="17"/>
+          <w:szCs w:val="17"/>
+        </w:rPr>
+        <w:t xml:space="preserve">© 2026 SeaVuria and ARES. This work is licensed under a </w:t>
+      </w:r>
+      <w:hyperlink w:history="1" r:id="rIdz1mkjrsspo6chtpzdzrcs">
+        <w:r>
+          <w:rPr>
+            <w:rFonts w:ascii="Arial" w:cs="Arial" w:eastAsia="Arial" w:hAnsi="Arial"/>
+            <w:color w:val="1F6B75"/>
+            <w:sz w:val="17"/>
+            <w:szCs w:val="17"/>
+            <w:u w:val="single" w:color="1F6B75"/>
+          </w:rPr>
+          <w:t xml:space="preserve">Creative Commons Attribution-NonCommercial 4.0 International License</w:t>
+        </w:r>
+      </w:hyperlink>
+      <w:r>
+        <w:rPr>
+          <w:rFonts w:ascii="Arial" w:cs="Arial" w:eastAsia="Arial" w:hAnsi="Arial"/>
+          <w:sz w:val="17"/>
+          <w:szCs w:val="17"/>
+        </w:rPr>
+        <w:t xml:space="preserve"> (</w:t>
+      </w:r>
+      <w:hyperlink w:history="1" r:id="rIds-bdkawpetfdtzrq47e9e">
+        <w:r>
+          <w:rPr>
+            <w:rFonts w:ascii="Arial" w:cs="Arial" w:eastAsia="Arial" w:hAnsi="Arial"/>
+            <w:color w:val="1F6B75"/>
+            <w:sz w:val="17"/>
+            <w:szCs w:val="17"/>
+            <w:u w:val="single" w:color="1F6B75"/>
+          </w:rPr>
+          <w:t xml:space="preserve">CC BY-NC 4.0</w:t>
+        </w:r>
+      </w:hyperlink>
+      <w:r>
+        <w:rPr>
+          <w:rFonts w:ascii="Arial" w:cs="Arial" w:eastAsia="Arial" w:hAnsi="Arial"/>
+          <w:sz w:val="17"/>
+          <w:szCs w:val="17"/>
+        </w:rPr>
+        <w:t xml:space="preserve">). To view a copy of this license, visit </w:t>
+      </w:r>
+      <w:hyperlink w:history="1" r:id="rIdzx2bw3mlzwwo_faf19fxn">
+        <w:r>
+          <w:rPr>
+            <w:rFonts w:ascii="Arial" w:cs="Arial" w:eastAsia="Arial" w:hAnsi="Arial"/>
+            <w:color w:val="1F6B75"/>
+            <w:sz w:val="17"/>
+            <w:szCs w:val="17"/>
+            <w:u w:val="single" w:color="1F6B75"/>
+          </w:rPr>
+          <w:t xml:space="preserve">https://creativecommons.org/licenses/by-nc/4.0/</w:t>
+        </w:r>
+      </w:hyperlink>
+      <w:r>
+        <w:rPr>
+          <w:rFonts w:ascii="Arial" w:cs="Arial" w:eastAsia="Arial" w:hAnsi="Arial"/>
+          <w:sz w:val="17"/>
+          <w:szCs w:val="17"/>
+        </w:rPr>
+        <w:t xml:space="preserve">. You are free to copy, redistribute, and adapt this material in any medium or format, provided appropriate credit is given and the material is not used for commercial purposes. KICD learning outcomes and curriculum designations reproduced here for alignment purposes remain the property of KICD and are not covered by this license. Linked external resources (e.g. CK-12, Khan Academy, PhET) are subject to their own licenses.</w:t>
+      </w:r>
+    </w:p>
     <w:sectPr>
       <w:pgSz w:w="15840" w:h="12240" w:orient="landscape"/>
       <w:pgMar w:top="1080" w:right="1080" w:bottom="1080" w:left="1080" w:header="708" w:footer="708" w:gutter="0"/>

--- a/data/outputs/v2/Essential_Mathematics/SS2.5_Area_of_Part_of_a_Circle/Essential_Mathematics_Area_of_Part_of_a_Circle_SummaryTable.docx
+++ b/data/outputs/v2/Essential_Mathematics/SS2.5_Area_of_Part_of_a_Circle/Essential_Mathematics_Area_of_Part_of_a_Circle_SummaryTable.docx
@@ -532,7 +532,7 @@
                 <w:sz w:val="18"/>
                 <w:szCs w:val="18"/>
               </w:rPr>
-              <w:t xml:space="preserve">Introducing the Circle and Its Parts</w:t>
+              <w:t xml:space="preserve">Anchoring Phenomenon Launch — Sector Intuition at Wakulima Market</w:t>
             </w:r>
           </w:p>
         </w:tc>
@@ -564,7 +564,7 @@
                 <w:sz w:val="18"/>
                 <w:szCs w:val="18"/>
               </w:rPr>
-              <w:t xml:space="preserve">Students examined physical circular objects (bottle caps, sufuria lids, round chapati) and identified key parts: centre, radius, diameter, circumference, chord, arc, sector, and segment. Teacher should cold-call at least 4 students to label parts on a large circle drawn on the board. Allow 30-second wait time after each prompt.</w:t>
+              <w:t xml:space="preserve">Learners observed four watermelon-slice sectors — all with radius 7 cm but with central angles of 30°, 90°, 120°, and 180° — drawn on centimetre-square grid paper. By counting squares, they found that the estimated area increases as the central angle increases, and that Sector D (180°) has approximately twice the area of Sector B (90°), mirroring the doubling of the angle.</w:t>
             </w:r>
           </w:p>
         </w:tc>
@@ -596,7 +596,7 @@
                 <w:sz w:val="18"/>
                 <w:szCs w:val="18"/>
               </w:rPr>
-              <w:t xml:space="preserve">A circle is a set of all points equidistant from a fixed centre. Its key measurable parts — radius (r), diameter (d = 2r), and circumference (C = 2πr or πd) — form the foundation for calculating any area within the circle. Students should be able to distinguish between a sector (wedge bounded by two radii and an arc) and a segment (region between a chord and an arc).</w:t>
+              <w:t xml:space="preserve">The area of a sector-shaped piece of a circle is NOT fixed by the radius alone — it changes dramatically with the central angle. When the radius is the same, doubling the central angle approximately doubles the area. Two variables control the size of a watermelon slice: the radius (r) and the central angle (θ). Prior methods for finding area (rectangles, triangles) cannot handle the curved boundary of a sector.</w:t>
             </w:r>
           </w:p>
         </w:tc>
@@ -628,7 +628,7 @@
                 <w:sz w:val="18"/>
                 <w:szCs w:val="18"/>
               </w:rPr>
-              <w:t xml:space="preserve">Teachers should explain that every part of a circle is defined by its relationship to the radius. Emphasise that the watermelon slice at Wakulima Market is a real-world sector — bounded by two straight cuts (radii) and a curved rind (arc). Pedagogical note: use the analogy of cutting a round chapati — each cut from the centre outward creates a sector. This anchors the driving question from Lesson 1 and gives students a mental image to carry through all 8 lessons.</w:t>
+              <w:t xml:space="preserve">This begins to explain why Mama Wanjiku's customers receive such different amounts of watermelon even though every piece was cut from the same melon: the vendor changed the angle of each cut, and because area is proportional to the central angle, a small change in angle produces a large difference in the amount of fruit. A 30° slice contains only one-sixth as much watermelon as the 180° slice, even though both pieces look 'like a slice' and share the same radius. The exact formula — which will be derived in Lesson 2 — is needed to calculate fair shares precisely.</w:t>
             </w:r>
           </w:p>
         </w:tc>
@@ -681,7 +681,7 @@
                 <w:sz w:val="18"/>
                 <w:szCs w:val="18"/>
               </w:rPr>
-              <w:t xml:space="preserve">Reviewing Circle Area and Introducing the Central Angle</w:t>
+              <w:t xml:space="preserve">Deriving the Sector Area Formula — From Fraction of a Circle to a Precise Formula</w:t>
             </w:r>
           </w:p>
         </w:tc>
@@ -713,7 +713,7 @@
                 <w:sz w:val="18"/>
                 <w:szCs w:val="18"/>
               </w:rPr>
-              <w:t xml:space="preserve">Students reviewed the formula for the area of a full circle (A = πr²) using concrete examples — e.g., a circular shamba plot of radius 7 m near Kericho. They then measured central angles of pre-drawn sectors using protractors and recorded the angle and the fraction it represents of 360°. Teacher should circulate and prompt: 'If the full circle is 360°, what fraction of the circle is your sector?'</w:t>
+              <w:t xml:space="preserve">Learners physically tiled pre-cut sector cut-outs onto a full paper circle of radius 14 cm and observed that four 90° sectors, eight 45° sectors, or approximately 2.67 of the 135° sectors reconstitute the full circle — confirming that each sector is a measurable fraction (θ/360°) of the whole.</w:t>
             </w:r>
           </w:p>
         </w:tc>
@@ -745,7 +745,7 @@
                 <w:sz w:val="18"/>
                 <w:szCs w:val="18"/>
               </w:rPr>
-              <w:t xml:space="preserve">The area of a full circle is A = πr². A central angle θ (in degrees) describes what fraction (θ/360) of the full circle a sector occupies. This fraction is the critical link between the full circle area and any sector area. Students must be fluent in expressing angles as fractions of 360° before moving to the sector formula in Lesson 3.</w:t>
+              <w:t xml:space="preserve">The area of a sector equals the fraction of the full circle it occupies multiplied by the full circle area: Area = (θ/360°) × πr². For Mama Wanjiku's watermelon (r = 14 cm), the 45° slice ≈ 76.99 cm², the 90° slice ≈ 153.99 cm², and the 135° slice ≈ 230.98 cm² — confirming that the 135° slice is exactly three times larger than the 45° slice.</w:t>
             </w:r>
           </w:p>
         </w:tc>
@@ -777,7 +777,7 @@
                 <w:sz w:val="18"/>
                 <w:szCs w:val="18"/>
               </w:rPr>
-              <w:t xml:space="preserve">Teachers should emphasise that 360° represents one complete revolution — a full circle. Any sector is simply a proportional slice of that full circle. Pedagogical note: draw a pie chart of a family's ugali-and-sukuma wiki meal portions on the board. Ask: 'If ugali takes up 180° of the pie chart, what fraction of the meal is it?' This proportional reasoning is the conceptual engine of the entire sub-strand. Cold-call 3 students to state the fraction for angles of 90°, 120°, and 45° before closing the lesson.</w:t>
+              <w:t xml:space="preserve">The fair-sharing dispute at Wakulima Market can now be resolved mathematically: Mama Wanjiku's slices are provably unequal because they have different central angles. The sector area formula gives every customer an objective tool to verify the size of their slice in cm², directly answering the driving question for wedge-shaped pieces. The remaining puzzle is whether the same approach works for a segment (a slice bounded by a straight chord rather than two radii).</w:t>
             </w:r>
           </w:p>
         </w:tc>
@@ -862,7 +862,7 @@
                 <w:sz w:val="18"/>
                 <w:szCs w:val="18"/>
               </w:rPr>
-              <w:t xml:space="preserve">Students cut out full circles from paper, folded or divided them into sectors of known angles (e.g., 90°, 60°, 120°), and physically compared sector areas by stacking and overlapping cut-outs. They recorded findings in a table: central angle | fraction of circle | predicted area | calculated area. Teacher should ask: 'What do you notice when you double the angle?' Allow 45 seconds of think time before taking responses from at least 3 students.</w:t>
+              <w:t xml:space="preserve">Learners constructed paper cut-out sectors of a circle with varying central angles (30°, 60°, 90°, 120°, 180°) at a fixed radius of 7 cm, and sectors at a fixed angle of 60° with varying radii (4 cm, 7 cm, 10 cm). They measured, recorded data in tables, and identified patterns — that area scales linearly with central angle and as the square of the radius.</w:t>
             </w:r>
           </w:p>
         </w:tc>
@@ -894,7 +894,7 @@
                 <w:sz w:val="18"/>
                 <w:szCs w:val="18"/>
               </w:rPr>
-              <w:t xml:space="preserve">The area of a sector is directly proportional to its central angle. Doubling the central angle exactly doubles the sector area, confirming the relationship A = (θ/360) × πr². A 180° sector has exactly half the circle's area; a 90° sector has exactly one quarter. This proportional relationship is precise and exact, not an approximation.</w:t>
+              <w:t xml:space="preserve">The area of a sector of a circle is given by A = (θ/360) × πr², where θ is the central angle in degrees and r is the radius. Doubling the angle doubles the area; doubling the radius quadruples the area. Learners applied this formula to calculate the areas of two Wakulima Market watermelon wedges (θ = 90° and θ = 180°, r = 7 cm) and determined the vendor's equal-price claim was mathematically unfair.</w:t>
             </w:r>
           </w:p>
         </w:tc>
@@ -926,7 +926,7 @@
                 <w:sz w:val="18"/>
                 <w:szCs w:val="18"/>
               </w:rPr>
-              <w:t xml:space="preserve">Teachers should use the cut-out activity results to guide students to generalise: 'If a 360° sector has area πr², then a θ° sector has area (θ/360) × πr².' Pedagogical note: stress that this is not a new formula to memorise in isolation — it is a direct application of proportional reasoning students already know. Connect back to the driving question: 'A watermelon slice cut at 60° from the centre — what fraction of the whole watermelon face does it represent?' Ensure students record the formula A = (θ/360) × πr² in their notes with units clearly labelled (cm², m²).</w:t>
+              <w:t xml:space="preserve">The sector area formula (derived in Lesson 2) comes from the fact that a sector is a fraction (θ/360) of the full circle. Because the full circle has area πr², any sector has area (θ/360) × πr². This explains why the vendor's two wedge-cuts at different angles produce measurably different areas even though both come from the same melon — changing only the angle of the cut directly and proportionally changes the area of the piece.</w:t>
             </w:r>
           </w:p>
         </w:tc>
@@ -979,7 +979,7 @@
                 <w:sz w:val="18"/>
                 <w:szCs w:val="18"/>
               </w:rPr>
-              <w:t xml:space="preserve">Cutting Watermelon Fairly: Deriving the Area of a Sector Formula</w:t>
+              <w:t xml:space="preserve">Cutting Watermelon Fairly: Applying the Area of a Sector Formula</w:t>
             </w:r>
           </w:p>
         </w:tc>
@@ -1011,7 +1011,7 @@
                 <w:sz w:val="18"/>
                 <w:szCs w:val="18"/>
               </w:rPr>
-              <w:t xml:space="preserve">Students worked through a structured scenario: a round watermelon of radius 15 cm is cut into slices at Wakulima Market. Each vendor cuts at a different angle. Students calculated sector areas for angles of 45°, 60°, 90°, and 120° and compared results. Teacher should pose: 'Which vendor gives the customer the biggest slice per shilling?' Cold-call 4 students to present their calculations. Require units in every answer.</w:t>
+              <w:t xml:space="preserve">Learners cut out five sectors of angles 30°, 60°, 90°, 120°, and 180° from a printed circle of radius 7 cm, arranged them in order, measured their angles and radii, and recorded the full circle area (πr² ≈ 154 cm²) as the baseline.</w:t>
             </w:r>
           </w:p>
         </w:tc>
@@ -1043,7 +1043,7 @@
                 <w:sz w:val="18"/>
                 <w:szCs w:val="18"/>
               </w:rPr>
-              <w:t xml:space="preserve">Area of sector = (θ/360) × πr². A 90° sector contains exactly one-quarter of the total circle area. The formula works for any angle and any radius. Students also learned that 'fair sharing' requires equal central angles — not just equal-looking cuts — because area scales with angle. This is a key insight connecting mathematics to real-life equity and commerce at Kenyan markets.</w:t>
+              <w:t xml:space="preserve">The area of a sector is a fraction of the full circle area determined by the central angle: Area of sector = (θ/360) × πr². A 90° sector contains exactly one quarter of the full circle area; a 180° sector contains exactly half. Changing only the angle — while keeping the radius constant — changes the area proportionally.</w:t>
             </w:r>
           </w:p>
         </w:tc>
@@ -1075,7 +1075,7 @@
                 <w:sz w:val="18"/>
                 <w:szCs w:val="18"/>
               </w:rPr>
-              <w:t xml:space="preserve">Teachers should formalise the derivation: (θ/360) × πr² emerges because the sector is the fraction θ/360 of the full circle of area πr². Pedagogical note: ask students to consider what happens if a market vendor cuts a 'bigger-looking' slice by increasing the radius rather than the angle — does this change the angle-based formula? This deepens understanding that both r and θ independently affect sector area. Emphasise that the formula is exact, not an estimate, when π is used symbolically.</w:t>
+              <w:t xml:space="preserve">Learners applied the formula to two new Kenyan contexts (a 45° ugali cake slice with r = 14 cm, and a door sweep of 120° with r = 80 cm in Kisumu), updated their cumulative watermelon model with the formula and labelled sector areas, and added the connecting sentence: 'This formula tells the mama mboga exactly how much watermelon any wedge contains so every customer is charged fairly by area.'</w:t>
             </w:r>
           </w:p>
         </w:tc>
@@ -1128,7 +1128,7 @@
                 <w:sz w:val="18"/>
                 <w:szCs w:val="18"/>
               </w:rPr>
-              <w:t xml:space="preserve">Applying the Sector Area Formula to Real-Life Problems</w:t>
+              <w:t xml:space="preserve">Lesson 5 — From Wedge to Segment: Deriving and Applying the Area of a Circular Segment</w:t>
             </w:r>
           </w:p>
         </w:tc>
@@ -1160,7 +1160,7 @@
                 <w:sz w:val="18"/>
                 <w:szCs w:val="18"/>
               </w:rPr>
-              <w:t xml:space="preserve">Students solved a set of applied problems involving sectors in Kenyan contexts: irrigated fan-shaped farm plots in the Rift Valley, a rotating sprinkler covering a 120° arc, a Nairobi roundabout garden in the shape of a sector, and a clock hand sweeping a sector in a given time. Teacher should circulate and use targeted questioning: 'What is your r? What is your θ? Have you checked your units?' Require at least one self-correction per group before submitting answers.</w:t>
+              <w:t xml:space="preserve">Learners observed that when a chord is drawn across a sector of Mama Wanjiku's 14 cm radius watermelon, the sector is divided into two distinct regions — an isosceles triangle (formed by the two radii and the chord) and a curved segment (the region between the chord and the arc). They saw physically and numerically that Segment = Sector − Triangle, and verified this with the specific case of a 60° sector.</w:t>
             </w:r>
           </w:p>
         </w:tc>
@@ -1192,7 +1192,7 @@
                 <w:sz w:val="18"/>
                 <w:szCs w:val="18"/>
               </w:rPr>
-              <w:t xml:space="preserve">The formula A = (θ/360) × πr² applies directly to any real-world sector problem once the radius and central angle are correctly identified from the context. Students learned to extract r and θ from word problems, apply the formula, and express answers in appropriate units (cm², m², hectares where relevant). They also practised working with π ≈ 22/7 and π ≈ 3.14 and leaving answers in terms of π.</w:t>
+              <w:t xml:space="preserve">The area of a circular segment is found by subtracting the area of the isosceles triangle from the area of the sector that contains it: Area of segment = (θ/360) × πr² − ½r²sin θ. The triangle's area is calculated using the two-sides-and-included-angle formula ½r²sin θ, which connects to the triangle area work in Sub-Strand 2.4 Area of Polygons. A segment is bounded by one chord and one arc; a sector is bounded by two radii and one arc — these require different formulas.</w:t>
             </w:r>
           </w:p>
         </w:tc>
@@ -1224,7 +1224,7 @@
                 <w:sz w:val="18"/>
                 <w:szCs w:val="18"/>
               </w:rPr>
-              <w:t xml:space="preserve">Teachers should highlight common errors: confusing radius with diameter (e.g., a watermelon described as '30 cm across' has r = 15 cm), and using the wrong angle (e.g., using the arc length angle instead of the central angle). Pedagogical note: display a worked example on the board using the Rift Valley irrigation scenario step-by-step, then erase selective steps and cold-call students to reconstruct the solution. This retrieval practice consolidates procedural fluency before moving to segment area in Lesson 7.</w:t>
+              <w:t xml:space="preserve">The phenomenon involves two types of curved pieces: the pointed wedge (sector) and the flat-cut curved rind-piece (segment). Now that learners have both the sector formula (Lessons 2–4) and the segment formula (Lesson 5), they can calculate the exact area of ANY piece Mama Wanjiku cuts from her watermelon — whether she cuts along two radii (a sector) or along a chord (a segment). This means a customer at Wakulima Market can now verify mathematically, not just visually, whether their flat-cut curved slice is a fair share.</w:t>
             </w:r>
           </w:p>
         </w:tc>
@@ -1277,7 +1277,7 @@
                 <w:sz w:val="18"/>
                 <w:szCs w:val="18"/>
               </w:rPr>
-              <w:t xml:space="preserve">Formalising the Sector Area Formula: From Watermelon Wedges to Irrigation Arcs</w:t>
+              <w:t xml:space="preserve">Applying the Sector Area Formula: From Watermelon Wedges to Irrigation Arcs</w:t>
             </w:r>
           </w:p>
         </w:tc>
@@ -1309,7 +1309,7 @@
                 <w:sz w:val="18"/>
                 <w:szCs w:val="18"/>
               </w:rPr>
-              <w:t xml:space="preserve">Students revisited their Lesson 3 and 4 findings and formally recorded the sector area formula with a derivation narrative. They then applied the formula to a design task: planning a fan-shaped irrigation arc for a maize farm in Eldoret, given fixed pipe length (radius) and available land angle. Students sketched and labelled their sectors and computed areas. Teacher should ask: 'How does changing the pipe length by 2 m change the irrigated area?' Allow 60 seconds of paired discussion before cold-calling.</w:t>
+              <w:t xml:space="preserve">Learners observed a teacher-led step-by-step recap of the derivation of the sector area formula A = (θ/360) × πr² from first principles, built on the Wakulima Market watermelon phenomenon. They also observed three real-life Kenyan sector contexts: a 120° watermelon slice (r = 15 cm), a school gate sweep (r = 1.2 m, θ = 75°), and a Naivasha centre-pivot irrigation arc (r = 80 m, θ = 270°). Learners observed peer pair presentations on mini-whiteboards and whole-class evaluation of solution accuracy.</w:t>
             </w:r>
           </w:p>
         </w:tc>
@@ -1341,7 +1341,7 @@
                 <w:sz w:val="18"/>
                 <w:szCs w:val="18"/>
               </w:rPr>
-              <w:t xml:space="preserve">Learners confirmed that the area of any sector is a proportional fraction of the full circle's area: A = (θ/360) × πr². They also discovered that because r is squared in the formula, small increases in radius produce large increases in area — a non-linear relationship. A 10% increase in radius increases sector area by approximately 21%. This has practical implications for irrigation and land-use planning.</w:t>
+              <w:t xml:space="preserve">Learners learned that the area of any sector is a proportional fraction of the full circle's area, expressed as A = (θ/360) × πr². They learned that sector area scales linearly with angle θ (doubling the angle doubles the area) and quadratically with radius r (doubling the radius quadruples the area). They applied this formula to calculate areas in cm², m², and hectares across three graduated Kenyan contexts, and updated the class Driving Question Board with the formalised formula and new arising questions pointing toward applying sector and segment area together in Lesson 7.</w:t>
             </w:r>
           </w:p>
         </w:tc>
@@ -1373,7 +1373,7 @@
                 <w:sz w:val="18"/>
                 <w:szCs w:val="18"/>
               </w:rPr>
-              <w:t xml:space="preserve">Teachers should make the r² effect explicit by comparing two worked examples side by side: one where θ doubles and one where r doubles. Students should see that doubling θ doubles the area (linear), while doubling r quadruples the area (quadratic). Pedagogical note: connect this to the driving question by asking, 'If a watermelon vendor doubles the slice angle versus doubles the watermelon size, which gives the customer more area?' This is a rich discussion prompt. Ensure students update their exercise books with a fully labelled formula box before Lesson 7.</w:t>
+              <w:t xml:space="preserve">Learners explained in their cumulative model diagrams and DQB Formula Cards why changing only the angle of a cut at Wakulima Market changes the area of the watermelon wedge so dramatically: because sector area is directly proportional to the central angle (A ∝ θ), a vendor who cuts at 120° instead of 60° produces a slice exactly twice as large — resolving the customers' complaint with mathematical precision. Learners also explained the r² relationship in a written Scaling Note, and exit card responses documented both procedural fluency (correct substitution) and conceptual understanding (proportionality reasoning without calculation).</w:t>
             </w:r>
           </w:p>
         </w:tc>
@@ -1458,7 +1458,7 @@
                 <w:sz w:val="18"/>
                 <w:szCs w:val="18"/>
               </w:rPr>
-              <w:t xml:space="preserve">Students physically cut a sector from a paper circle, then drew the chord connecting the two endpoints of the arc to create a triangle inside the sector. They cut out the triangle and placed it aside, leaving only the segment (the 'rind piece'). They recorded: Area of segment = Area of sector − Area of triangle. Teacher should ask: 'What shape is the triangle formed by the two radii and the chord?' Wait 30 seconds, then cold-call 3 students. Guide students to confirm it is an isosceles triangle with two sides equal to r.</w:t>
+              <w:t xml:space="preserve">Learners cut out a sector of radius 14 cm and 60°, separated it into a triangle (OAB) and a segment, and calculated each area. They also completed a class data table for angles 60°, 90°, and 120°, recording sector area, triangle area, and segment area for each.</w:t>
             </w:r>
           </w:p>
         </w:tc>
@@ -1490,7 +1490,7 @@
                 <w:sz w:val="18"/>
                 <w:szCs w:val="18"/>
               </w:rPr>
-              <w:t xml:space="preserve">The area of a circular segment = area of sector − area of the isosceles triangle formed by the two radii and the chord. The triangle has area = ½r²sinθ (derived from the formula for area of a triangle using two sides and an included angle). Therefore: Area of segment = (θ/360)πr² − ½r²sinθ. Students must be able to identify θ as the central angle of both the sector and the triangle's included angle.</w:t>
+              <w:t xml:space="preserve">The area of a segment = area of sector − area of triangle = (θ/360)πr² − ½r²sinθ. The triangle formed by two radii and a chord has area ½r²sinθ. A segment is always smaller than its corresponding sector because the triangle area is always positive.</w:t>
             </w:r>
           </w:p>
         </w:tc>
@@ -1522,7 +1522,7 @@
                 <w:sz w:val="18"/>
                 <w:szCs w:val="18"/>
               </w:rPr>
-              <w:t xml:space="preserve">Teachers should carefully derive ½r²sinθ: the triangle has two sides of length r and included angle θ, so Area of triangle = ½ × r × r × sin θ = ½r²sinθ. Pedagogical note: many students confuse the triangle's base-height formula with this sine version — emphasise that we use the sine formula here because we know two sides and the included angle, not the base and perpendicular height directly. Use a numerical example: r = 10 cm, θ = 60°, so triangle area = ½ × 100 × sin60° = 50 × (√3/2) = 25√3 cm². Connect to the driving question: 'The curved rind piece of a watermelon slice is a segment — now we can find its exact area.'</w:t>
+              <w:t xml:space="preserve">For the mama mboga's watermelon at Wakulima Market: when a wedge is cut straight across a chord, the customer receives a segment — the rind-bounded piece between the chord (cut face) and the curved rind arc. Using the segment formula, the exact area of this piece in a 90° slice of radius 21 cm is 125.9 cm². This means we can now price each piece fairly by area, not by visual estimate.</w:t>
             </w:r>
           </w:p>
         </w:tc>
@@ -1607,7 +1607,7 @@
                 <w:sz w:val="18"/>
                 <w:szCs w:val="18"/>
               </w:rPr>
-              <w:t xml:space="preserve">Students solved the culminating problem: a round watermelon at Wakulima Market has radius 18 cm. Three friends each take a slice cut at 80° from the centre. Using both the sector and segment formulas, they calculated (a) the area of each wedge-shaped sector slice, (b) the area of just the curved segment (the 'rind portion'), and (c) whether the three slices together cover more or less than half the watermelon face. Teacher should cold-call one student per sub-question to present to the class. Require justification for every numerical answer.</w:t>
+              <w:t xml:space="preserve">Learners physically cut the triangle (formed by two radii and the chord) from their sector cut-outs to isolate the curved segment, measured dimensions, and completed a Group Data Table recording sector area, triangle area (½r²sinθ), and segment area for four different central angles (40°, 65°, 90°, 120°) using r = 18 cm — modelling a new Wakulima Market watermelon.</w:t>
             </w:r>
           </w:p>
         </w:tc>
@@ -1639,7 +1639,7 @@
                 <w:sz w:val="18"/>
                 <w:szCs w:val="18"/>
               </w:rPr>
-              <w:t xml:space="preserve">Learners derived and applied the complete formula: Area of segment = (θ/360)πr² − ½r²sinθ. They verified it numerically against their cut-and-subtract results from Lesson 7, confirming the algebraic and physical methods agree. They also applied the sector formula to confirm that three 80° slices cover 240° — exactly two-thirds of the watermelon face. The driving question is fully answered: exact area calculations enable fair sharing and precise design decisions in real-life Kenyan contexts.</w:t>
+              <w:t xml:space="preserve">Learners derived and applied the formula Area of segment = (θ/360)πr² − ½r²sinθ, verified it numerically against their cut-and-subtract results, used it to adjudicate the Customer Complaint Card (calculating which of Mama Wanjiku's four customers received the largest curved segment), and connected both sector and segment formulae to real-life fair-sharing and design contexts in Kenya.</w:t>
             </w:r>
           </w:p>
         </w:tc>
@@ -1671,7 +1671,7 @@
                 <w:sz w:val="18"/>
                 <w:szCs w:val="18"/>
               </w:rPr>
-              <w:t xml:space="preserve">Teachers should lead a full summary discussion connecting all 8 lessons: (1) circle parts → (2) central angles as fractions → (3–6) sector area A = (θ/360)πr² → (7–8) segment area = sector − triangle = (θ/360)πr² − ½r²sinθ. Pedagogical note: draw a single diagram on the board showing a watermelon slice with all labels (r, θ, sector, triangle, segment) and annotate each formula on the diagram. Ask the class: 'How would a market vendor use this to price slices fairly?' Allow open discussion for 3 minutes. Close by having students write a one-sentence answer to the driving question in their own words — this serves as both a formative assessment and a personal record of their learning journey.</w:t>
+              <w:t xml:space="preserve">Learners produced a complete, evidence-based Final Explanation of the driving question — articulating that the area of any wedge (sector) or curved-sliver (segment) of a circle is determined precisely by the central angle θ and radius r through their respective formulae, not by visual appearance alone. They revised their cumulative circle-area model (annotating all three formulae onto their Lesson 1 naïve drawing), completed the Driving Question Board audit, and gave Mama Wanjiku a mathematically justified recommendation for ensuring every customer at Wakulima Market receives a truly fair share.</w:t>
             </w:r>
           </w:p>
         </w:tc>
@@ -1795,7 +1795,7 @@
         </w:rPr>
         <w:t xml:space="preserve">© 2026 SeaVuria and ARES. This work is licensed under a </w:t>
       </w:r>
-      <w:hyperlink w:history="1" r:id="rIdz1mkjrsspo6chtpzdzrcs">
+      <w:hyperlink w:history="1" r:id="rIdjelp0wasswkmbcm966hec">
         <w:r>
           <w:rPr>
             <w:rFonts w:ascii="Arial" w:cs="Arial" w:eastAsia="Arial" w:hAnsi="Arial"/>
@@ -1815,7 +1815,7 @@
         </w:rPr>
         <w:t xml:space="preserve"> (</w:t>
       </w:r>
-      <w:hyperlink w:history="1" r:id="rIds-bdkawpetfdtzrq47e9e">
+      <w:hyperlink w:history="1" r:id="rIdlykkjk1s1ea3tuxtbso7w">
         <w:r>
           <w:rPr>
             <w:rFonts w:ascii="Arial" w:cs="Arial" w:eastAsia="Arial" w:hAnsi="Arial"/>
@@ -1835,7 +1835,7 @@
         </w:rPr>
         <w:t xml:space="preserve">). To view a copy of this license, visit </w:t>
       </w:r>
-      <w:hyperlink w:history="1" r:id="rIdzx2bw3mlzwwo_faf19fxn">
+      <w:hyperlink w:history="1" r:id="rIdzy9fd903pbaiex9wamzvi">
         <w:r>
           <w:rPr>
             <w:rFonts w:ascii="Arial" w:cs="Arial" w:eastAsia="Arial" w:hAnsi="Arial"/>

--- a/data/outputs/v2/Essential_Mathematics/SS2.5_Area_of_Part_of_a_Circle/Essential_Mathematics_Area_of_Part_of_a_Circle_SummaryTable.docx
+++ b/data/outputs/v2/Essential_Mathematics/SS2.5_Area_of_Part_of_a_Circle/Essential_Mathematics_Area_of_Part_of_a_Circle_SummaryTable.docx
@@ -1795,7 +1795,7 @@
         </w:rPr>
         <w:t xml:space="preserve">© 2026 SeaVuria and ARES. This work is licensed under a </w:t>
       </w:r>
-      <w:hyperlink w:history="1" r:id="rIdjelp0wasswkmbcm966hec">
+      <w:hyperlink w:history="1" r:id="rId43jhwnlloodjg5tjwnmo9">
         <w:r>
           <w:rPr>
             <w:rFonts w:ascii="Arial" w:cs="Arial" w:eastAsia="Arial" w:hAnsi="Arial"/>
@@ -1815,7 +1815,7 @@
         </w:rPr>
         <w:t xml:space="preserve"> (</w:t>
       </w:r>
-      <w:hyperlink w:history="1" r:id="rIdlykkjk1s1ea3tuxtbso7w">
+      <w:hyperlink w:history="1" r:id="rIdkecbssbniuo-9cg_niuqz">
         <w:r>
           <w:rPr>
             <w:rFonts w:ascii="Arial" w:cs="Arial" w:eastAsia="Arial" w:hAnsi="Arial"/>
@@ -1835,7 +1835,7 @@
         </w:rPr>
         <w:t xml:space="preserve">). To view a copy of this license, visit </w:t>
       </w:r>
-      <w:hyperlink w:history="1" r:id="rIdzy9fd903pbaiex9wamzvi">
+      <w:hyperlink w:history="1" r:id="rIdmz2g6xgjddg4xb5yea7br">
         <w:r>
           <w:rPr>
             <w:rFonts w:ascii="Arial" w:cs="Arial" w:eastAsia="Arial" w:hAnsi="Arial"/>

--- a/data/outputs/v2/Essential_Mathematics/SS2.5_Area_of_Part_of_a_Circle/Essential_Mathematics_Area_of_Part_of_a_Circle_SummaryTable.docx
+++ b/data/outputs/v2/Essential_Mathematics/SS2.5_Area_of_Part_of_a_Circle/Essential_Mathematics_Area_of_Part_of_a_Circle_SummaryTable.docx
@@ -1795,7 +1795,7 @@
         </w:rPr>
         <w:t xml:space="preserve">© 2026 SeaVuria and ARES. This work is licensed under a </w:t>
       </w:r>
-      <w:hyperlink w:history="1" r:id="rId43jhwnlloodjg5tjwnmo9">
+      <w:hyperlink w:history="1" r:id="rId00guza5gqoza2bxegrskq">
         <w:r>
           <w:rPr>
             <w:rFonts w:ascii="Arial" w:cs="Arial" w:eastAsia="Arial" w:hAnsi="Arial"/>
@@ -1815,7 +1815,7 @@
         </w:rPr>
         <w:t xml:space="preserve"> (</w:t>
       </w:r>
-      <w:hyperlink w:history="1" r:id="rIdkecbssbniuo-9cg_niuqz">
+      <w:hyperlink w:history="1" r:id="rIdq9qyaycy15uaht9sq-ysg">
         <w:r>
           <w:rPr>
             <w:rFonts w:ascii="Arial" w:cs="Arial" w:eastAsia="Arial" w:hAnsi="Arial"/>
@@ -1835,7 +1835,7 @@
         </w:rPr>
         <w:t xml:space="preserve">). To view a copy of this license, visit </w:t>
       </w:r>
-      <w:hyperlink w:history="1" r:id="rIdmz2g6xgjddg4xb5yea7br">
+      <w:hyperlink w:history="1" r:id="rIdibczsofd9bqqy67aijgei">
         <w:r>
           <w:rPr>
             <w:rFonts w:ascii="Arial" w:cs="Arial" w:eastAsia="Arial" w:hAnsi="Arial"/>

--- a/data/outputs/v2/Essential_Mathematics/SS2.5_Area_of_Part_of_a_Circle/Essential_Mathematics_Area_of_Part_of_a_Circle_SummaryTable.docx
+++ b/data/outputs/v2/Essential_Mathematics/SS2.5_Area_of_Part_of_a_Circle/Essential_Mathematics_Area_of_Part_of_a_Circle_SummaryTable.docx
@@ -1795,7 +1795,7 @@
         </w:rPr>
         <w:t xml:space="preserve">© 2026 SeaVuria and ARES. This work is licensed under a </w:t>
       </w:r>
-      <w:hyperlink w:history="1" r:id="rId00guza5gqoza2bxegrskq">
+      <w:hyperlink w:history="1" r:id="rIdy3gtlsjfe-w21n9w6thq2">
         <w:r>
           <w:rPr>
             <w:rFonts w:ascii="Arial" w:cs="Arial" w:eastAsia="Arial" w:hAnsi="Arial"/>
@@ -1815,7 +1815,7 @@
         </w:rPr>
         <w:t xml:space="preserve"> (</w:t>
       </w:r>
-      <w:hyperlink w:history="1" r:id="rIdq9qyaycy15uaht9sq-ysg">
+      <w:hyperlink w:history="1" r:id="rIdr3phijolatssp2f_usevj">
         <w:r>
           <w:rPr>
             <w:rFonts w:ascii="Arial" w:cs="Arial" w:eastAsia="Arial" w:hAnsi="Arial"/>
@@ -1835,7 +1835,7 @@
         </w:rPr>
         <w:t xml:space="preserve">). To view a copy of this license, visit </w:t>
       </w:r>
-      <w:hyperlink w:history="1" r:id="rIdibczsofd9bqqy67aijgei">
+      <w:hyperlink w:history="1" r:id="rIdzhstjfpjnjuy4q-upl8ph">
         <w:r>
           <w:rPr>
             <w:rFonts w:ascii="Arial" w:cs="Arial" w:eastAsia="Arial" w:hAnsi="Arial"/>

--- a/data/outputs/v2/Essential_Mathematics/SS2.5_Area_of_Part_of_a_Circle/Essential_Mathematics_Area_of_Part_of_a_Circle_SummaryTable.docx
+++ b/data/outputs/v2/Essential_Mathematics/SS2.5_Area_of_Part_of_a_Circle/Essential_Mathematics_Area_of_Part_of_a_Circle_SummaryTable.docx
@@ -1795,7 +1795,7 @@
         </w:rPr>
         <w:t xml:space="preserve">© 2026 SeaVuria and ARES. This work is licensed under a </w:t>
       </w:r>
-      <w:hyperlink w:history="1" r:id="rIdy3gtlsjfe-w21n9w6thq2">
+      <w:hyperlink w:history="1" r:id="rId5f3wzt8yievze5qp04ry_">
         <w:r>
           <w:rPr>
             <w:rFonts w:ascii="Arial" w:cs="Arial" w:eastAsia="Arial" w:hAnsi="Arial"/>
@@ -1815,7 +1815,7 @@
         </w:rPr>
         <w:t xml:space="preserve"> (</w:t>
       </w:r>
-      <w:hyperlink w:history="1" r:id="rIdr3phijolatssp2f_usevj">
+      <w:hyperlink w:history="1" r:id="rId25ffv2cloya7wzgmkmkbx">
         <w:r>
           <w:rPr>
             <w:rFonts w:ascii="Arial" w:cs="Arial" w:eastAsia="Arial" w:hAnsi="Arial"/>
@@ -1835,7 +1835,7 @@
         </w:rPr>
         <w:t xml:space="preserve">). To view a copy of this license, visit </w:t>
       </w:r>
-      <w:hyperlink w:history="1" r:id="rIdzhstjfpjnjuy4q-upl8ph">
+      <w:hyperlink w:history="1" r:id="rIdlkk7jakqedxzo339baely">
         <w:r>
           <w:rPr>
             <w:rFonts w:ascii="Arial" w:cs="Arial" w:eastAsia="Arial" w:hAnsi="Arial"/>

--- a/data/outputs/v2/Essential_Mathematics/SS2.5_Area_of_Part_of_a_Circle/Essential_Mathematics_Area_of_Part_of_a_Circle_SummaryTable.docx
+++ b/data/outputs/v2/Essential_Mathematics/SS2.5_Area_of_Part_of_a_Circle/Essential_Mathematics_Area_of_Part_of_a_Circle_SummaryTable.docx
@@ -4,6 +4,7 @@
   <w:body>
     <w:p>
       <w:pPr>
+        <w:keepNext w:val="false"/>
         <w:spacing w:after="30" w:before="0"/>
         <w:jc w:val="center"/>
       </w:pPr>
@@ -23,6 +24,7 @@
     </w:p>
     <w:p>
       <w:pPr>
+        <w:keepNext w:val="false"/>
         <w:spacing w:after="60" w:before="0"/>
         <w:jc w:val="center"/>
       </w:pPr>
@@ -81,6 +83,7 @@
           </w:tcPr>
           <w:p>
             <w:pPr>
+              <w:keepNext w:val="false"/>
               <w:spacing w:after="40" w:before="0"/>
               <w:jc w:val="center"/>
             </w:pPr>
@@ -115,6 +118,7 @@
           </w:tcPr>
           <w:p>
             <w:pPr>
+              <w:keepNext w:val="false"/>
               <w:spacing w:after="40" w:before="0"/>
               <w:jc w:val="left"/>
             </w:pPr>
@@ -147,6 +151,7 @@
           </w:tcPr>
           <w:p>
             <w:pPr>
+              <w:keepNext w:val="false"/>
               <w:spacing w:after="40" w:before="0"/>
               <w:jc w:val="left"/>
             </w:pPr>
@@ -181,6 +186,7 @@
           </w:tcPr>
           <w:p>
             <w:pPr>
+              <w:keepNext w:val="false"/>
               <w:spacing w:after="40" w:before="0"/>
               <w:jc w:val="left"/>
             </w:pPr>
@@ -213,6 +219,7 @@
           </w:tcPr>
           <w:p>
             <w:pPr>
+              <w:keepNext w:val="false"/>
               <w:spacing w:after="40" w:before="0"/>
               <w:jc w:val="left"/>
             </w:pPr>
@@ -273,6 +280,7 @@
           </w:tcPr>
           <w:p>
             <w:pPr>
+              <w:keepNext w:val="false"/>
               <w:spacing w:after="40" w:before="0"/>
               <w:jc w:val="center"/>
             </w:pPr>
@@ -307,6 +315,7 @@
           </w:tcPr>
           <w:p>
             <w:pPr>
+              <w:keepNext w:val="false"/>
               <w:spacing w:after="40" w:before="0"/>
               <w:jc w:val="left"/>
             </w:pPr>
@@ -369,6 +378,7 @@
           </w:tcPr>
           <w:p>
             <w:pPr>
+              <w:keepNext w:val="false"/>
               <w:spacing w:after="40" w:before="0"/>
               <w:jc w:val="left"/>
             </w:pPr>
@@ -401,6 +411,7 @@
           </w:tcPr>
           <w:p>
             <w:pPr>
+              <w:keepNext w:val="false"/>
               <w:spacing w:after="40" w:before="0"/>
               <w:jc w:val="left"/>
             </w:pPr>
@@ -433,6 +444,7 @@
           </w:tcPr>
           <w:p>
             <w:pPr>
+              <w:keepNext w:val="false"/>
               <w:spacing w:after="40" w:before="0"/>
               <w:jc w:val="left"/>
             </w:pPr>
@@ -465,6 +477,7 @@
           </w:tcPr>
           <w:p>
             <w:pPr>
+              <w:keepNext w:val="false"/>
               <w:spacing w:after="40" w:before="0"/>
               <w:jc w:val="left"/>
             </w:pPr>
@@ -499,6 +512,7 @@
           </w:tcPr>
           <w:p>
             <w:pPr>
+              <w:keepNext w:val="false"/>
               <w:spacing w:after="40" w:before="0"/>
               <w:jc w:val="left"/>
             </w:pPr>
@@ -518,6 +532,7 @@
           </w:p>
           <w:p>
             <w:pPr>
+              <w:keepNext w:val="false"/>
               <w:spacing w:after="40" w:before="0"/>
               <w:jc w:val="left"/>
             </w:pPr>
@@ -550,6 +565,7 @@
           </w:tcPr>
           <w:p>
             <w:pPr>
+              <w:keepNext w:val="false"/>
               <w:spacing w:after="40" w:before="0"/>
               <w:jc w:val="left"/>
             </w:pPr>
@@ -582,6 +598,7 @@
           </w:tcPr>
           <w:p>
             <w:pPr>
+              <w:keepNext w:val="false"/>
               <w:spacing w:after="40" w:before="0"/>
               <w:jc w:val="left"/>
             </w:pPr>
@@ -614,6 +631,7 @@
           </w:tcPr>
           <w:p>
             <w:pPr>
+              <w:keepNext w:val="false"/>
               <w:spacing w:after="40" w:before="0"/>
               <w:jc w:val="left"/>
             </w:pPr>
@@ -648,6 +666,7 @@
           </w:tcPr>
           <w:p>
             <w:pPr>
+              <w:keepNext w:val="false"/>
               <w:spacing w:after="40" w:before="0"/>
               <w:jc w:val="left"/>
             </w:pPr>
@@ -667,6 +686,7 @@
           </w:p>
           <w:p>
             <w:pPr>
+              <w:keepNext w:val="false"/>
               <w:spacing w:after="40" w:before="0"/>
               <w:jc w:val="left"/>
             </w:pPr>
@@ -699,6 +719,7 @@
           </w:tcPr>
           <w:p>
             <w:pPr>
+              <w:keepNext w:val="false"/>
               <w:spacing w:after="40" w:before="0"/>
               <w:jc w:val="left"/>
             </w:pPr>
@@ -731,6 +752,7 @@
           </w:tcPr>
           <w:p>
             <w:pPr>
+              <w:keepNext w:val="false"/>
               <w:spacing w:after="40" w:before="0"/>
               <w:jc w:val="left"/>
             </w:pPr>
@@ -763,6 +785,7 @@
           </w:tcPr>
           <w:p>
             <w:pPr>
+              <w:keepNext w:val="false"/>
               <w:spacing w:after="40" w:before="0"/>
               <w:jc w:val="left"/>
             </w:pPr>
@@ -797,6 +820,7 @@
           </w:tcPr>
           <w:p>
             <w:pPr>
+              <w:keepNext w:val="false"/>
               <w:spacing w:after="40" w:before="0"/>
               <w:jc w:val="left"/>
             </w:pPr>
@@ -816,6 +840,7 @@
           </w:p>
           <w:p>
             <w:pPr>
+              <w:keepNext w:val="false"/>
               <w:spacing w:after="40" w:before="0"/>
               <w:jc w:val="left"/>
             </w:pPr>
@@ -848,6 +873,7 @@
           </w:tcPr>
           <w:p>
             <w:pPr>
+              <w:keepNext w:val="false"/>
               <w:spacing w:after="40" w:before="0"/>
               <w:jc w:val="left"/>
             </w:pPr>
@@ -880,6 +906,7 @@
           </w:tcPr>
           <w:p>
             <w:pPr>
+              <w:keepNext w:val="false"/>
               <w:spacing w:after="40" w:before="0"/>
               <w:jc w:val="left"/>
             </w:pPr>
@@ -912,6 +939,7 @@
           </w:tcPr>
           <w:p>
             <w:pPr>
+              <w:keepNext w:val="false"/>
               <w:spacing w:after="40" w:before="0"/>
               <w:jc w:val="left"/>
             </w:pPr>
@@ -946,6 +974,7 @@
           </w:tcPr>
           <w:p>
             <w:pPr>
+              <w:keepNext w:val="false"/>
               <w:spacing w:after="40" w:before="0"/>
               <w:jc w:val="left"/>
             </w:pPr>
@@ -965,6 +994,7 @@
           </w:p>
           <w:p>
             <w:pPr>
+              <w:keepNext w:val="false"/>
               <w:spacing w:after="40" w:before="0"/>
               <w:jc w:val="left"/>
             </w:pPr>
@@ -997,6 +1027,7 @@
           </w:tcPr>
           <w:p>
             <w:pPr>
+              <w:keepNext w:val="false"/>
               <w:spacing w:after="40" w:before="0"/>
               <w:jc w:val="left"/>
             </w:pPr>
@@ -1029,6 +1060,7 @@
           </w:tcPr>
           <w:p>
             <w:pPr>
+              <w:keepNext w:val="false"/>
               <w:spacing w:after="40" w:before="0"/>
               <w:jc w:val="left"/>
             </w:pPr>
@@ -1061,6 +1093,7 @@
           </w:tcPr>
           <w:p>
             <w:pPr>
+              <w:keepNext w:val="false"/>
               <w:spacing w:after="40" w:before="0"/>
               <w:jc w:val="left"/>
             </w:pPr>
@@ -1095,6 +1128,7 @@
           </w:tcPr>
           <w:p>
             <w:pPr>
+              <w:keepNext w:val="false"/>
               <w:spacing w:after="40" w:before="0"/>
               <w:jc w:val="left"/>
             </w:pPr>
@@ -1114,6 +1148,7 @@
           </w:p>
           <w:p>
             <w:pPr>
+              <w:keepNext w:val="false"/>
               <w:spacing w:after="40" w:before="0"/>
               <w:jc w:val="left"/>
             </w:pPr>
@@ -1146,6 +1181,7 @@
           </w:tcPr>
           <w:p>
             <w:pPr>
+              <w:keepNext w:val="false"/>
               <w:spacing w:after="40" w:before="0"/>
               <w:jc w:val="left"/>
             </w:pPr>
@@ -1178,6 +1214,7 @@
           </w:tcPr>
           <w:p>
             <w:pPr>
+              <w:keepNext w:val="false"/>
               <w:spacing w:after="40" w:before="0"/>
               <w:jc w:val="left"/>
             </w:pPr>
@@ -1210,6 +1247,7 @@
           </w:tcPr>
           <w:p>
             <w:pPr>
+              <w:keepNext w:val="false"/>
               <w:spacing w:after="40" w:before="0"/>
               <w:jc w:val="left"/>
             </w:pPr>
@@ -1244,6 +1282,7 @@
           </w:tcPr>
           <w:p>
             <w:pPr>
+              <w:keepNext w:val="false"/>
               <w:spacing w:after="40" w:before="0"/>
               <w:jc w:val="left"/>
             </w:pPr>
@@ -1263,6 +1302,7 @@
           </w:p>
           <w:p>
             <w:pPr>
+              <w:keepNext w:val="false"/>
               <w:spacing w:after="40" w:before="0"/>
               <w:jc w:val="left"/>
             </w:pPr>
@@ -1295,6 +1335,7 @@
           </w:tcPr>
           <w:p>
             <w:pPr>
+              <w:keepNext w:val="false"/>
               <w:spacing w:after="40" w:before="0"/>
               <w:jc w:val="left"/>
             </w:pPr>
@@ -1327,6 +1368,7 @@
           </w:tcPr>
           <w:p>
             <w:pPr>
+              <w:keepNext w:val="false"/>
               <w:spacing w:after="40" w:before="0"/>
               <w:jc w:val="left"/>
             </w:pPr>
@@ -1359,6 +1401,7 @@
           </w:tcPr>
           <w:p>
             <w:pPr>
+              <w:keepNext w:val="false"/>
               <w:spacing w:after="40" w:before="0"/>
               <w:jc w:val="left"/>
             </w:pPr>
@@ -1393,6 +1436,7 @@
           </w:tcPr>
           <w:p>
             <w:pPr>
+              <w:keepNext w:val="false"/>
               <w:spacing w:after="40" w:before="0"/>
               <w:jc w:val="left"/>
             </w:pPr>
@@ -1412,6 +1456,7 @@
           </w:p>
           <w:p>
             <w:pPr>
+              <w:keepNext w:val="false"/>
               <w:spacing w:after="40" w:before="0"/>
               <w:jc w:val="left"/>
             </w:pPr>
@@ -1444,6 +1489,7 @@
           </w:tcPr>
           <w:p>
             <w:pPr>
+              <w:keepNext w:val="false"/>
               <w:spacing w:after="40" w:before="0"/>
               <w:jc w:val="left"/>
             </w:pPr>
@@ -1476,6 +1522,7 @@
           </w:tcPr>
           <w:p>
             <w:pPr>
+              <w:keepNext w:val="false"/>
               <w:spacing w:after="40" w:before="0"/>
               <w:jc w:val="left"/>
             </w:pPr>
@@ -1508,6 +1555,7 @@
           </w:tcPr>
           <w:p>
             <w:pPr>
+              <w:keepNext w:val="false"/>
               <w:spacing w:after="40" w:before="0"/>
               <w:jc w:val="left"/>
             </w:pPr>
@@ -1542,6 +1590,7 @@
           </w:tcPr>
           <w:p>
             <w:pPr>
+              <w:keepNext w:val="false"/>
               <w:spacing w:after="40" w:before="0"/>
               <w:jc w:val="left"/>
             </w:pPr>
@@ -1561,6 +1610,7 @@
           </w:p>
           <w:p>
             <w:pPr>
+              <w:keepNext w:val="false"/>
               <w:spacing w:after="40" w:before="0"/>
               <w:jc w:val="left"/>
             </w:pPr>
@@ -1593,6 +1643,7 @@
           </w:tcPr>
           <w:p>
             <w:pPr>
+              <w:keepNext w:val="false"/>
               <w:spacing w:after="40" w:before="0"/>
               <w:jc w:val="left"/>
             </w:pPr>
@@ -1625,6 +1676,7 @@
           </w:tcPr>
           <w:p>
             <w:pPr>
+              <w:keepNext w:val="false"/>
               <w:spacing w:after="40" w:before="0"/>
               <w:jc w:val="left"/>
             </w:pPr>
@@ -1657,6 +1709,7 @@
           </w:tcPr>
           <w:p>
             <w:pPr>
+              <w:keepNext w:val="false"/>
               <w:spacing w:after="40" w:before="0"/>
               <w:jc w:val="left"/>
             </w:pPr>
@@ -1795,7 +1848,7 @@
         </w:rPr>
         <w:t xml:space="preserve">© 2026 SeaVuria and ARES. This work is licensed under a </w:t>
       </w:r>
-      <w:hyperlink w:history="1" r:id="rId5f3wzt8yievze5qp04ry_">
+      <w:hyperlink w:history="1" r:id="rIdvtpznycewa_jlua4ab0nd">
         <w:r>
           <w:rPr>
             <w:rFonts w:ascii="Arial" w:cs="Arial" w:eastAsia="Arial" w:hAnsi="Arial"/>
@@ -1815,7 +1868,7 @@
         </w:rPr>
         <w:t xml:space="preserve"> (</w:t>
       </w:r>
-      <w:hyperlink w:history="1" r:id="rId25ffv2cloya7wzgmkmkbx">
+      <w:hyperlink w:history="1" r:id="rIdih0neovm7l3iysrenbwpk">
         <w:r>
           <w:rPr>
             <w:rFonts w:ascii="Arial" w:cs="Arial" w:eastAsia="Arial" w:hAnsi="Arial"/>
@@ -1835,7 +1888,7 @@
         </w:rPr>
         <w:t xml:space="preserve">). To view a copy of this license, visit </w:t>
       </w:r>
-      <w:hyperlink w:history="1" r:id="rIdlkk7jakqedxzo339baely">
+      <w:hyperlink w:history="1" r:id="rIdqaik8j27ijewmmwclctol">
         <w:r>
           <w:rPr>
             <w:rFonts w:ascii="Arial" w:cs="Arial" w:eastAsia="Arial" w:hAnsi="Arial"/>

--- a/data/outputs/v2/Essential_Mathematics/SS2.5_Area_of_Part_of_a_Circle/Essential_Mathematics_Area_of_Part_of_a_Circle_SummaryTable.docx
+++ b/data/outputs/v2/Essential_Mathematics/SS2.5_Area_of_Part_of_a_Circle/Essential_Mathematics_Area_of_Part_of_a_Circle_SummaryTable.docx
@@ -1848,7 +1848,7 @@
         </w:rPr>
         <w:t xml:space="preserve">© 2026 SeaVuria and ARES. This work is licensed under a </w:t>
       </w:r>
-      <w:hyperlink w:history="1" r:id="rIdvtpznycewa_jlua4ab0nd">
+      <w:hyperlink w:history="1" r:id="rIdy2hcbibboc1owe1pyekdv">
         <w:r>
           <w:rPr>
             <w:rFonts w:ascii="Arial" w:cs="Arial" w:eastAsia="Arial" w:hAnsi="Arial"/>
@@ -1868,7 +1868,7 @@
         </w:rPr>
         <w:t xml:space="preserve"> (</w:t>
       </w:r>
-      <w:hyperlink w:history="1" r:id="rIdih0neovm7l3iysrenbwpk">
+      <w:hyperlink w:history="1" r:id="rId5uktnt1wkfy6scxyfhs3-">
         <w:r>
           <w:rPr>
             <w:rFonts w:ascii="Arial" w:cs="Arial" w:eastAsia="Arial" w:hAnsi="Arial"/>
@@ -1888,7 +1888,7 @@
         </w:rPr>
         <w:t xml:space="preserve">). To view a copy of this license, visit </w:t>
       </w:r>
-      <w:hyperlink w:history="1" r:id="rIdqaik8j27ijewmmwclctol">
+      <w:hyperlink w:history="1" r:id="rId_ocuqywo8wlrghljcz-z1">
         <w:r>
           <w:rPr>
             <w:rFonts w:ascii="Arial" w:cs="Arial" w:eastAsia="Arial" w:hAnsi="Arial"/>
